--- a/activity/TSIG_Taller9_Quiz.docx
+++ b/activity/TSIG_Taller9_Quiz.docx
@@ -32,7 +32,16 @@
           <w:szCs w:val="24"/>
           <w:lang w:val="es-CO"/>
         </w:rPr>
-        <w:t>Taller individual 9</w:t>
+        <w:t xml:space="preserve">Quiz </w:t>
+      </w:r>
+      <w:r>
+        <w:rPr>
+          <w:color w:val="000000" w:themeColor="text1"/>
+          <w:sz w:val="24"/>
+          <w:szCs w:val="24"/>
+          <w:lang w:val="es-CO"/>
+        </w:rPr>
+        <w:t>9</w:t>
       </w:r>
       <w:r>
         <w:rPr>
@@ -133,65 +142,6 @@
           <w:shd w:val="clear" w:color="auto" w:fill="FFFFFF"/>
         </w:rPr>
       </w:pPr>
-    </w:p>
-    <w:p>
-      <w:pPr>
-        <w:rPr>
-          <w:shd w:val="clear" w:color="auto" w:fill="FFFFFF"/>
-        </w:rPr>
-      </w:pPr>
-    </w:p>
-    <w:p>
-      <w:r>
-        <w:t xml:space="preserve">TSIG y HPSD: </w:t>
-      </w:r>
-      <w:r>
-        <w:t>p</w:t>
-      </w:r>
-      <w:r>
-        <w:t xml:space="preserve">ara el desarrollo del modelo es obligatoria la utilización de </w:t>
-      </w:r>
-      <w:r>
-        <w:t>ArcGIS</w:t>
-      </w:r>
-      <w:r>
-        <w:t xml:space="preserve"> 10.x, H</w:t>
-      </w:r>
-      <w:r>
-        <w:t>EC-</w:t>
-      </w:r>
-      <w:r>
-        <w:t xml:space="preserve">HMS, </w:t>
-      </w:r>
-      <w:r>
-        <w:t>HEC-</w:t>
-      </w:r>
-      <w:proofErr w:type="spellStart"/>
-      <w:r>
-        <w:t>GeoHMS</w:t>
-      </w:r>
-      <w:proofErr w:type="spellEnd"/>
-      <w:r>
-        <w:t xml:space="preserve"> </w:t>
-      </w:r>
-      <w:r>
-        <w:t>y</w:t>
-      </w:r>
-      <w:r>
-        <w:t xml:space="preserve"> H</w:t>
-      </w:r>
-      <w:r>
-        <w:t>EC-</w:t>
-      </w:r>
-      <w:r>
-        <w:t>DSS.</w:t>
-      </w:r>
-      <w:r>
-        <w:t xml:space="preserve"> </w:t>
-      </w:r>
-      <w:r>
-        <w:t>La modelación hidrológica se realizará utilizando el mismo hietograma adimensional suministrado para todas las cuencas y distribuyendo el valor calculando de la precipitación máxima multianual media a partir de los valores de interpolación espacial IDW a partir de los datos de lluvia suministrados para las estaciones meteorológicas de la zona.</w:t>
-      </w:r>
     </w:p>
     <w:p>
       <w:pPr>
@@ -235,7 +185,31 @@
         <w:rPr>
           <w:shd w:val="clear" w:color="auto" w:fill="FFFFFF"/>
         </w:rPr>
-        <w:t xml:space="preserve">Para la entrega del Taller Individual 9, contestar y enviar el cuestionario de </w:t>
+        <w:t xml:space="preserve">Para la entrega del </w:t>
+      </w:r>
+      <w:r>
+        <w:rPr>
+          <w:shd w:val="clear" w:color="auto" w:fill="FFFFFF"/>
+        </w:rPr>
+        <w:t>Quiz</w:t>
+      </w:r>
+      <w:r>
+        <w:rPr>
+          <w:shd w:val="clear" w:color="auto" w:fill="FFFFFF"/>
+        </w:rPr>
+        <w:t xml:space="preserve"> 9, contestar y enviar el cuestionario </w:t>
+      </w:r>
+      <w:r>
+        <w:rPr>
+          <w:shd w:val="clear" w:color="auto" w:fill="FFFFFF"/>
+        </w:rPr>
+        <w:t>en Microsoft</w:t>
+      </w:r>
+      <w:r>
+        <w:rPr>
+          <w:shd w:val="clear" w:color="auto" w:fill="FFFFFF"/>
+        </w:rPr>
+        <w:t xml:space="preserve"> </w:t>
       </w:r>
       <w:proofErr w:type="spellStart"/>
       <w:r>
@@ -249,7 +223,37 @@
         <w:rPr>
           <w:shd w:val="clear" w:color="auto" w:fill="FFFFFF"/>
         </w:rPr>
-        <w:t xml:space="preserve"> cargando como soporte el documento de Word TSIG_Taller9_TallerIndividual.docx diligenciado y con capturas de pantalla detalladas. No es necesario enviar por correo los comprimidos del modelo desarrollado, grillas o archivos de hietogramas.</w:t>
+        <w:t>,</w:t>
+      </w:r>
+      <w:r>
+        <w:rPr>
+          <w:shd w:val="clear" w:color="auto" w:fill="FFFFFF"/>
+        </w:rPr>
+        <w:t xml:space="preserve"> cargando </w:t>
+      </w:r>
+      <w:r>
+        <w:rPr>
+          <w:shd w:val="clear" w:color="auto" w:fill="FFFFFF"/>
+        </w:rPr>
+        <w:t xml:space="preserve">el informe técnico </w:t>
+      </w:r>
+      <w:r>
+        <w:rPr>
+          <w:shd w:val="clear" w:color="auto" w:fill="FFFFFF"/>
+        </w:rPr>
+        <w:t>con</w:t>
+      </w:r>
+      <w:r>
+        <w:rPr>
+          <w:shd w:val="clear" w:color="auto" w:fill="FFFFFF"/>
+        </w:rPr>
+        <w:t xml:space="preserve"> </w:t>
+      </w:r>
+      <w:r>
+        <w:rPr>
+          <w:shd w:val="clear" w:color="auto" w:fill="FFFFFF"/>
+        </w:rPr>
+        <w:t>capturas de pantalla detalladas. No es necesario enviar por correo los comprimidos del modelo desarrollado, grillas o archivos de hietogramas.</w:t>
       </w:r>
     </w:p>
     <w:p>
@@ -267,7 +271,27 @@
         <w:rPr>
           <w:shd w:val="clear" w:color="auto" w:fill="FFFFFF"/>
         </w:rPr>
-        <w:t>Para el desarrollo del Taller Individual 9, no es necesario realizar el reacondicionamiento del terreno, el MDT reacondicionado se ha suministrado y se encuentra en la carpeta MDT_QMED_30M_SIRG_BTA_RECOND, sin embargo, si quiere realizar este procedimiento, en ArcGIS 10.2.2 puede primero realizar por una única vez el relleno de sumideros FIL del MDT original y luego si realizar el reacondicionamiento. Cuando se realiza directamente el reacondicionamiento sobre la grilla original de terreno, puede obtener un error que generalmente se presenta cuando un pixel nulo o vacío del MDT original se encuentra debajo o alrededor de la aferencia definida para la incrustación de los drenajes, provocando volcado en el proceso de ejecución.</w:t>
+        <w:t xml:space="preserve">Para el desarrollo del </w:t>
+      </w:r>
+      <w:r>
+        <w:rPr>
+          <w:shd w:val="clear" w:color="auto" w:fill="FFFFFF"/>
+        </w:rPr>
+        <w:t>Quiz usando HEC-</w:t>
+      </w:r>
+      <w:proofErr w:type="spellStart"/>
+      <w:r>
+        <w:rPr>
+          <w:shd w:val="clear" w:color="auto" w:fill="FFFFFF"/>
+        </w:rPr>
+        <w:t>GeoHMS</w:t>
+      </w:r>
+      <w:proofErr w:type="spellEnd"/>
+      <w:r>
+        <w:rPr>
+          <w:shd w:val="clear" w:color="auto" w:fill="FFFFFF"/>
+        </w:rPr>
+        <w:t>, no es necesario realizar el reacondicionamiento del terreno, el MDT reacondicionado se ha suministrado y se encuentra en la carpeta MDT_QMED_30M_SIRG_BTA_RECOND, sin embargo, si quiere realizar este procedimiento, en ArcGIS 10.2.2 puede primero realizar por una única vez el relleno de sumideros FIL del MDT original y luego si realizar el reacondicionamiento. Cuando se realiza directamente el reacondicionamiento sobre la grilla original de terreno, puede obtener un error que generalmente se presenta cuando un pixel nulo o vacío del MDT original se encuentra debajo o alrededor de la aferencia definida para la incrustación de los drenajes, provocando volcado en el proceso de ejecución.</w:t>
       </w:r>
     </w:p>
     <w:p>
@@ -285,7 +309,31 @@
         <w:rPr>
           <w:shd w:val="clear" w:color="auto" w:fill="FFFFFF"/>
         </w:rPr>
-        <w:t>Para poder ejecutar correctamente el proceso de ensamble del modelo hidrológico, se recomienda utilizar una ruta corta en la raíz del disco, por ejemplo, C:\TSIG\Taller9\ y no usar nombres con espacios, ni caracteres especiales, eñes, tildes o carpetas con nombres que empiecen por números.</w:t>
+        <w:t>Para poder ejecutar correctamente el proceso de ensamble del modelo hidrológico, se recomienda utilizar una ruta corta en la raíz del disco, por ejemplo, C:\TSIG\</w:t>
+      </w:r>
+      <w:r>
+        <w:rPr>
+          <w:shd w:val="clear" w:color="auto" w:fill="FFFFFF"/>
+        </w:rPr>
+        <w:t>hec</w:t>
+      </w:r>
+      <w:r>
+        <w:rPr>
+          <w:shd w:val="clear" w:color="auto" w:fill="FFFFFF"/>
+        </w:rPr>
+        <w:t>\</w:t>
+      </w:r>
+      <w:r>
+        <w:rPr>
+          <w:shd w:val="clear" w:color="auto" w:fill="FFFFFF"/>
+        </w:rPr>
+        <w:t>HECHMS_v0</w:t>
+      </w:r>
+      <w:r>
+        <w:rPr>
+          <w:shd w:val="clear" w:color="auto" w:fill="FFFFFF"/>
+        </w:rPr>
+        <w:t xml:space="preserve"> y no usar nombres con espacios, ni caracteres especiales, eñes, tildes o carpetas con nombres que empiecen por números.</w:t>
       </w:r>
     </w:p>
     <w:p>
@@ -1929,21 +1977,31 @@
               <w:rPr>
                 <w:lang w:val="es-CO"/>
               </w:rPr>
-              <w:t xml:space="preserve">HPSD - </w:t>
-            </w:r>
-            <w:proofErr w:type="spellStart"/>
-            <w:r>
-              <w:rPr>
-                <w:lang w:val="es-CO"/>
-              </w:rPr>
-              <w:t>Hidroinformática</w:t>
-            </w:r>
-            <w:proofErr w:type="spellEnd"/>
-            <w:r>
-              <w:rPr>
-                <w:lang w:val="es-CO"/>
-              </w:rPr>
-              <w:t xml:space="preserve"> y Desarrollo de Sistemas de Información. Subtema Sistemas de Información Geográfica - GIS</w:t>
+              <w:t xml:space="preserve">HPSD </w:t>
+            </w:r>
+            <w:r>
+              <w:rPr>
+                <w:lang w:val="es-CO"/>
+              </w:rPr>
+              <w:t>–</w:t>
+            </w:r>
+            <w:r>
+              <w:rPr>
+                <w:lang w:val="es-CO"/>
+              </w:rPr>
+              <w:t xml:space="preserve"> Hidro</w:t>
+            </w:r>
+            <w:r>
+              <w:rPr>
+                <w:lang w:val="es-CO"/>
+              </w:rPr>
+              <w:t>-</w:t>
+            </w:r>
+            <w:r>
+              <w:rPr>
+                <w:lang w:val="es-CO"/>
+              </w:rPr>
+              <w:t>informática y Desarrollo de Sistemas de Información. Subtema Sistemas de Información Geográfica - GIS</w:t>
             </w:r>
           </w:p>
         </w:tc>
@@ -21355,7 +21413,7 @@
               <w:szCs w:val="12"/>
               <w:lang w:val="es-CO"/>
             </w:rPr>
-            <w:t>30423</w:t>
+            <w:t>60415</w:t>
           </w:r>
         </w:p>
       </w:tc>
